--- a/Raport 4.12 - 11.12.docx
+++ b/Raport 4.12 - 11.12.docx
@@ -3,7 +3,17 @@
 <w:document xmlns:wpc="http://schemas.microsoft.com/office/word/2010/wordprocessingCanvas" xmlns:cx="http://schemas.microsoft.com/office/drawing/2014/chartex" xmlns:cx1="http://schemas.microsoft.com/office/drawing/2015/9/8/chartex" xmlns:cx2="http://schemas.microsoft.com/office/drawing/2015/10/21/chartex" xmlns:cx3="http://schemas.microsoft.com/office/drawing/2016/5/9/chartex" xmlns:cx4="http://schemas.microsoft.com/office/drawing/2016/5/10/chartex" xmlns:cx5="http://schemas.microsoft.com/office/drawing/2016/5/11/chartex" xmlns:cx6="http://schemas.microsoft.com/office/drawing/2016/5/12/chartex" xmlns:cx7="http://schemas.microsoft.com/office/drawing/2016/5/13/chartex" xmlns:cx8="http://schemas.microsoft.com/office/drawing/2016/5/14/chartex" xmlns:mc="http://schemas.openxmlformats.org/markup-compatibility/2006" xmlns:aink="http://schemas.microsoft.com/office/drawing/2016/ink" xmlns:am3d="http://schemas.microsoft.com/office/drawing/2017/model3d" xmlns:o="urn:schemas-microsoft-com:office:office" xmlns:oel="http://schemas.microsoft.com/office/2019/extlst" xmlns:r="http://schemas.openxmlformats.org/officeDocument/2006/relationships" xmlns:m="http://schemas.openxmlformats.org/officeDocument/2006/math" xmlns:v="urn:schemas-microsoft-com:vml" xmlns:wp14="http://schemas.microsoft.com/office/word/2010/wordprocessingDrawing" xmlns:wp="http://schemas.openxmlformats.org/drawingml/2006/wordprocessingDrawing" xmlns:w10="urn:schemas-microsoft-com:office:word" xmlns:w="http://schemas.openxmlformats.org/wordprocessingml/2006/main" xmlns:w14="http://schemas.microsoft.com/office/word/2010/wordml" xmlns:w15="http://schemas.microsoft.com/office/word/2012/wordml" xmlns:w16cex="http://schemas.microsoft.com/office/word/2018/wordml/cex" xmlns:w16cid="http://schemas.microsoft.com/office/word/2016/wordml/cid" xmlns:w16="http://schemas.microsoft.com/office/word/2018/wordml" xmlns:w16du="http://schemas.microsoft.com/office/word/2023/wordml/word16du" xmlns:w16sdtdh="http://schemas.microsoft.com/office/word/2020/wordml/sdtdatahash" xmlns:w16sdtfl="http://schemas.microsoft.com/office/word/2024/wordml/sdtformatlock" xmlns:w16se="http://schemas.microsoft.com/office/word/2015/wordml/symex" xmlns:wpg="http://schemas.microsoft.com/office/word/2010/wordprocessingGroup" xmlns:wpi="http://schemas.microsoft.com/office/word/2010/wordprocessingInk" xmlns:wne="http://schemas.microsoft.com/office/word/2006/wordml" xmlns:wps="http://schemas.microsoft.com/office/word/2010/wordprocessingShape" mc:Ignorable="w14 w15 w16se w16cid w16 w16cex w16sdtdh w16sdtfl w16du wp14">
   <w:body>
     <w:p>
-      <w:r>
+      <w:pPr>
+        <w:rPr>
+          <w:b/>
+          <w:bCs/>
+        </w:rPr>
+      </w:pPr>
+      <w:r>
+        <w:rPr>
+          <w:b/>
+          <w:bCs/>
+        </w:rPr>
         <w:t>Raport z okresu 4.12 – 11.12</w:t>
       </w:r>
     </w:p>
@@ -60,23 +70,49 @@
     </w:p>
     <w:p/>
     <w:p>
-      <w:r>
+      <w:pPr>
+        <w:rPr>
+          <w:b/>
+          <w:bCs/>
+        </w:rPr>
+      </w:pPr>
+      <w:r>
+        <w:rPr>
+          <w:b/>
+          <w:bCs/>
+        </w:rPr>
         <w:t xml:space="preserve">W tym momencie jeśli chodzi o </w:t>
       </w:r>
       <w:proofErr w:type="spellStart"/>
       <w:r>
+        <w:rPr>
+          <w:b/>
+          <w:bCs/>
+        </w:rPr>
         <w:t>increment</w:t>
       </w:r>
       <w:proofErr w:type="spellEnd"/>
       <w:r>
+        <w:rPr>
+          <w:b/>
+          <w:bCs/>
+        </w:rPr>
         <w:t xml:space="preserve"> w </w:t>
       </w:r>
       <w:proofErr w:type="spellStart"/>
       <w:r>
+        <w:rPr>
+          <w:b/>
+          <w:bCs/>
+        </w:rPr>
         <w:t>productcie</w:t>
       </w:r>
       <w:proofErr w:type="spellEnd"/>
       <w:r>
+        <w:rPr>
+          <w:b/>
+          <w:bCs/>
+        </w:rPr>
         <w:t xml:space="preserve"> to:</w:t>
       </w:r>
     </w:p>
@@ -97,8 +133,661 @@
     </w:p>
     <w:p/>
     <w:p>
+      <w:pPr>
+        <w:rPr>
+          <w:b/>
+          <w:bCs/>
+        </w:rPr>
+      </w:pPr>
+      <w:r>
+        <w:rPr>
+          <w:b/>
+          <w:bCs/>
+        </w:rPr>
+        <w:t xml:space="preserve">MVP dla </w:t>
+      </w:r>
+      <w:r>
+        <w:rPr>
+          <w:b/>
+          <w:bCs/>
+        </w:rPr>
+        <w:t xml:space="preserve">całego </w:t>
+      </w:r>
+      <w:r>
+        <w:rPr>
+          <w:b/>
+          <w:bCs/>
+        </w:rPr>
+        <w:t>produktu to:</w:t>
+      </w:r>
+    </w:p>
+    <w:p>
+      <w:r>
+        <w:t>Minimalną wartością produktu jest posiadanie działających i wystylizowanych 4 podstron oraz strony głównej.</w:t>
+      </w:r>
+    </w:p>
+    <w:p>
+      <w:r>
+        <w:t>Działające połączenie z bazą danych, z której pobierane są produkty na podstrony.</w:t>
+      </w:r>
+    </w:p>
+    <w:p>
+      <w:r>
+        <w:t>Działający formularz, którego celem jest wstawienie danych adresata do tabeli.</w:t>
+      </w:r>
+    </w:p>
+    <w:p>
+      <w:r>
+        <w:t xml:space="preserve">Witryna ma swój </w:t>
+      </w:r>
       <w:proofErr w:type="spellStart"/>
       <w:r>
+        <w:t>slogan</w:t>
+      </w:r>
+      <w:r>
+        <w:t>,logo</w:t>
+      </w:r>
+      <w:proofErr w:type="spellEnd"/>
+      <w:r>
+        <w:t xml:space="preserve"> oraz banner.</w:t>
+      </w:r>
+    </w:p>
+    <w:p/>
+    <w:p>
+      <w:pPr>
+        <w:rPr>
+          <w:b/>
+          <w:bCs/>
+        </w:rPr>
+      </w:pPr>
+      <w:r>
+        <w:rPr>
+          <w:b/>
+          <w:bCs/>
+        </w:rPr>
+        <w:t>MVP dla tego sprintu:</w:t>
+      </w:r>
+    </w:p>
+    <w:p>
+      <w:r>
+        <w:t>Stworzenie struktury strony i styli dla strony głównej.</w:t>
+      </w:r>
+    </w:p>
+    <w:p>
+      <w:r>
+        <w:t>Logo.</w:t>
+      </w:r>
+    </w:p>
+    <w:p>
+      <w:r>
+        <w:t>Baza danych z dwoma tablicami.</w:t>
+      </w:r>
+    </w:p>
+    <w:p>
+      <w:r>
+        <w:t xml:space="preserve">Połączenie </w:t>
+      </w:r>
+      <w:proofErr w:type="spellStart"/>
+      <w:r>
+        <w:t>github</w:t>
+      </w:r>
+      <w:proofErr w:type="spellEnd"/>
+      <w:r>
+        <w:t xml:space="preserve"> z pracownikami.</w:t>
+      </w:r>
+    </w:p>
+    <w:p/>
+    <w:p>
+      <w:pPr>
+        <w:rPr>
+          <w:b/>
+          <w:bCs/>
+        </w:rPr>
+      </w:pPr>
+      <w:r>
+        <w:rPr>
+          <w:b/>
+          <w:bCs/>
+        </w:rPr>
+        <w:t>WIP</w:t>
+      </w:r>
+      <w:r>
+        <w:rPr>
+          <w:b/>
+          <w:bCs/>
+        </w:rPr>
+        <w:t xml:space="preserve"> (</w:t>
+      </w:r>
+      <w:proofErr w:type="spellStart"/>
+      <w:r>
+        <w:rPr>
+          <w:b/>
+          <w:bCs/>
+        </w:rPr>
+        <w:t>Work</w:t>
+      </w:r>
+      <w:proofErr w:type="spellEnd"/>
+      <w:r>
+        <w:rPr>
+          <w:b/>
+          <w:bCs/>
+        </w:rPr>
+        <w:t xml:space="preserve"> In Progress)</w:t>
+      </w:r>
+      <w:r>
+        <w:rPr>
+          <w:b/>
+          <w:bCs/>
+        </w:rPr>
+        <w:t>:</w:t>
+      </w:r>
+    </w:p>
+    <w:p>
+      <w:pPr>
+        <w:pStyle w:val="Akapitzlist"/>
+        <w:numPr>
+          <w:ilvl w:val="0"/>
+          <w:numId w:val="3"/>
+        </w:numPr>
+      </w:pPr>
+      <w:r>
+        <w:t>Stworzenie strony głównej</w:t>
+      </w:r>
+    </w:p>
+    <w:p>
+      <w:pPr>
+        <w:pStyle w:val="Akapitzlist"/>
+        <w:numPr>
+          <w:ilvl w:val="1"/>
+          <w:numId w:val="3"/>
+        </w:numPr>
+      </w:pPr>
+      <w:r>
+        <w:t>Stworzenie pliku Index.html i struktury strony</w:t>
+      </w:r>
+    </w:p>
+    <w:p>
+      <w:pPr>
+        <w:pStyle w:val="Akapitzlist"/>
+        <w:numPr>
+          <w:ilvl w:val="1"/>
+          <w:numId w:val="3"/>
+        </w:numPr>
+      </w:pPr>
+      <w:r>
+        <w:t xml:space="preserve">Dodanie </w:t>
+      </w:r>
+      <w:proofErr w:type="spellStart"/>
+      <w:r>
+        <w:t>placeholder’ów</w:t>
+      </w:r>
+      <w:proofErr w:type="spellEnd"/>
+    </w:p>
+    <w:p>
+      <w:pPr>
+        <w:pStyle w:val="Akapitzlist"/>
+        <w:numPr>
+          <w:ilvl w:val="1"/>
+          <w:numId w:val="3"/>
+        </w:numPr>
+      </w:pPr>
+      <w:r>
+        <w:lastRenderedPageBreak/>
+        <w:t>Wystylizowanie strony</w:t>
+      </w:r>
+    </w:p>
+    <w:p>
+      <w:pPr>
+        <w:pStyle w:val="Akapitzlist"/>
+        <w:numPr>
+          <w:ilvl w:val="1"/>
+          <w:numId w:val="3"/>
+        </w:numPr>
+      </w:pPr>
+      <w:r>
+        <w:t xml:space="preserve">Wstawienie strony do </w:t>
+      </w:r>
+      <w:proofErr w:type="spellStart"/>
+      <w:r>
+        <w:t>loga</w:t>
+      </w:r>
+      <w:proofErr w:type="spellEnd"/>
+    </w:p>
+    <w:p>
+      <w:pPr>
+        <w:pStyle w:val="Akapitzlist"/>
+        <w:numPr>
+          <w:ilvl w:val="0"/>
+          <w:numId w:val="3"/>
+        </w:numPr>
+      </w:pPr>
+      <w:r>
+        <w:t>Stworzenie bazy danych</w:t>
+      </w:r>
+    </w:p>
+    <w:p>
+      <w:pPr>
+        <w:pStyle w:val="Akapitzlist"/>
+        <w:numPr>
+          <w:ilvl w:val="1"/>
+          <w:numId w:val="3"/>
+        </w:numPr>
+      </w:pPr>
+      <w:r>
+        <w:t xml:space="preserve">Postawienie </w:t>
+      </w:r>
+      <w:proofErr w:type="spellStart"/>
+      <w:r>
+        <w:t>xampp’a</w:t>
+      </w:r>
+      <w:proofErr w:type="spellEnd"/>
+    </w:p>
+    <w:p>
+      <w:pPr>
+        <w:pStyle w:val="Akapitzlist"/>
+        <w:numPr>
+          <w:ilvl w:val="1"/>
+          <w:numId w:val="3"/>
+        </w:numPr>
+      </w:pPr>
+      <w:r>
+        <w:t>Stworzenie bazy danych</w:t>
+      </w:r>
+    </w:p>
+    <w:p>
+      <w:pPr>
+        <w:pStyle w:val="Akapitzlist"/>
+        <w:numPr>
+          <w:ilvl w:val="1"/>
+          <w:numId w:val="3"/>
+        </w:numPr>
+      </w:pPr>
+      <w:r>
+        <w:t>Stworzenie dwóch tablic</w:t>
+      </w:r>
+    </w:p>
+    <w:p>
+      <w:pPr>
+        <w:pStyle w:val="Akapitzlist"/>
+        <w:numPr>
+          <w:ilvl w:val="0"/>
+          <w:numId w:val="3"/>
+        </w:numPr>
+      </w:pPr>
+      <w:r>
+        <w:t xml:space="preserve">Stworzenie </w:t>
+      </w:r>
+      <w:proofErr w:type="spellStart"/>
+      <w:r>
+        <w:t>loga</w:t>
+      </w:r>
+      <w:proofErr w:type="spellEnd"/>
+    </w:p>
+    <w:p>
+      <w:pPr>
+        <w:pStyle w:val="Akapitzlist"/>
+        <w:numPr>
+          <w:ilvl w:val="1"/>
+          <w:numId w:val="3"/>
+        </w:numPr>
+      </w:pPr>
+      <w:r>
+        <w:t xml:space="preserve">Dobór </w:t>
+      </w:r>
+      <w:proofErr w:type="spellStart"/>
+      <w:r>
+        <w:t>motywu,kolorów,tematyki</w:t>
+      </w:r>
+      <w:proofErr w:type="spellEnd"/>
+    </w:p>
+    <w:p>
+      <w:pPr>
+        <w:pStyle w:val="Akapitzlist"/>
+        <w:numPr>
+          <w:ilvl w:val="1"/>
+          <w:numId w:val="3"/>
+        </w:numPr>
+      </w:pPr>
+      <w:r>
+        <w:t>Grafika koncepcyjna</w:t>
+      </w:r>
+    </w:p>
+    <w:p>
+      <w:pPr>
+        <w:pStyle w:val="Akapitzlist"/>
+        <w:numPr>
+          <w:ilvl w:val="1"/>
+          <w:numId w:val="3"/>
+        </w:numPr>
+      </w:pPr>
+      <w:r>
+        <w:t>Wersja wstępna</w:t>
+      </w:r>
+    </w:p>
+    <w:p>
+      <w:pPr>
+        <w:pStyle w:val="Akapitzlist"/>
+        <w:numPr>
+          <w:ilvl w:val="1"/>
+          <w:numId w:val="3"/>
+        </w:numPr>
+      </w:pPr>
+      <w:r>
+        <w:t>Finalna grafika</w:t>
+      </w:r>
+    </w:p>
+    <w:p>
+      <w:pPr>
+        <w:pStyle w:val="Akapitzlist"/>
+      </w:pPr>
+      <w:r>
+        <w:rPr>
+          <w:noProof/>
+        </w:rPr>
+        <w:drawing>
+          <wp:inline distT="0" distB="0" distL="0" distR="0" wp14:anchorId="539F4665" wp14:editId="16FC37B9">
+            <wp:extent cx="2753109" cy="6506483"/>
+            <wp:effectExtent l="0" t="0" r="9525" b="8890"/>
+            <wp:docPr id="2065900425" name="Obraz 1" descr="Obraz zawierający tekst, zrzut ekranu, menu&#10;&#10;Zawartość wygenerowana przez AI może być niepoprawna."/>
+            <wp:cNvGraphicFramePr>
+              <a:graphicFrameLocks xmlns:a="http://schemas.openxmlformats.org/drawingml/2006/main" noChangeAspect="1"/>
+            </wp:cNvGraphicFramePr>
+            <a:graphic xmlns:a="http://schemas.openxmlformats.org/drawingml/2006/main">
+              <a:graphicData uri="http://schemas.openxmlformats.org/drawingml/2006/picture">
+                <pic:pic xmlns:pic="http://schemas.openxmlformats.org/drawingml/2006/picture">
+                  <pic:nvPicPr>
+                    <pic:cNvPr id="2065900425" name="Obraz 1" descr="Obraz zawierający tekst, zrzut ekranu, menu&#10;&#10;Zawartość wygenerowana przez AI może być niepoprawna."/>
+                    <pic:cNvPicPr/>
+                  </pic:nvPicPr>
+                  <pic:blipFill>
+                    <a:blip r:embed="rId7"/>
+                    <a:stretch>
+                      <a:fillRect/>
+                    </a:stretch>
+                  </pic:blipFill>
+                  <pic:spPr>
+                    <a:xfrm>
+                      <a:off x="0" y="0"/>
+                      <a:ext cx="2753109" cy="6506483"/>
+                    </a:xfrm>
+                    <a:prstGeom prst="rect">
+                      <a:avLst/>
+                    </a:prstGeom>
+                  </pic:spPr>
+                </pic:pic>
+              </a:graphicData>
+            </a:graphic>
+          </wp:inline>
+        </w:drawing>
+      </w:r>
+    </w:p>
+    <w:p>
+      <w:pPr>
+        <w:pStyle w:val="Akapitzlist"/>
+      </w:pPr>
+    </w:p>
+    <w:p>
+      <w:pPr>
+        <w:pStyle w:val="Akapitzlist"/>
+        <w:rPr>
+          <w:b/>
+          <w:bCs/>
+        </w:rPr>
+      </w:pPr>
+      <w:r>
+        <w:rPr>
+          <w:b/>
+          <w:bCs/>
+        </w:rPr>
+        <w:lastRenderedPageBreak/>
+        <w:t xml:space="preserve">WIP </w:t>
+      </w:r>
+      <w:proofErr w:type="spellStart"/>
+      <w:r>
+        <w:rPr>
+          <w:b/>
+          <w:bCs/>
+        </w:rPr>
+        <w:t>limits</w:t>
+      </w:r>
+      <w:proofErr w:type="spellEnd"/>
+      <w:r>
+        <w:rPr>
+          <w:b/>
+          <w:bCs/>
+        </w:rPr>
+        <w:t>:</w:t>
+      </w:r>
+    </w:p>
+    <w:p>
+      <w:pPr>
+        <w:pStyle w:val="Akapitzlist"/>
+        <w:numPr>
+          <w:ilvl w:val="0"/>
+          <w:numId w:val="6"/>
+        </w:numPr>
+      </w:pPr>
+      <w:proofErr w:type="spellStart"/>
+      <w:r>
+        <w:t>Backlog</w:t>
+      </w:r>
+      <w:proofErr w:type="spellEnd"/>
+      <w:r>
+        <w:t xml:space="preserve"> </w:t>
+      </w:r>
+      <w:proofErr w:type="spellStart"/>
+      <w:r>
+        <w:t>product</w:t>
+      </w:r>
+      <w:proofErr w:type="spellEnd"/>
+      <w:r>
+        <w:t>:</w:t>
+      </w:r>
+    </w:p>
+    <w:p>
+      <w:pPr>
+        <w:pStyle w:val="Akapitzlist"/>
+        <w:numPr>
+          <w:ilvl w:val="1"/>
+          <w:numId w:val="6"/>
+        </w:numPr>
+      </w:pPr>
+      <w:r>
+        <w:t>Strona g</w:t>
+      </w:r>
+      <w:r>
+        <w:t>łówna</w:t>
+      </w:r>
+    </w:p>
+    <w:p>
+      <w:pPr>
+        <w:pStyle w:val="Akapitzlist"/>
+        <w:numPr>
+          <w:ilvl w:val="0"/>
+          <w:numId w:val="6"/>
+        </w:numPr>
+      </w:pPr>
+      <w:proofErr w:type="spellStart"/>
+      <w:r>
+        <w:t>Backlog</w:t>
+      </w:r>
+      <w:proofErr w:type="spellEnd"/>
+      <w:r>
+        <w:t xml:space="preserve"> </w:t>
+      </w:r>
+      <w:proofErr w:type="spellStart"/>
+      <w:r>
+        <w:t>stage</w:t>
+      </w:r>
+      <w:proofErr w:type="spellEnd"/>
+      <w:r>
+        <w:t>:</w:t>
+      </w:r>
+    </w:p>
+    <w:p>
+      <w:pPr>
+        <w:pStyle w:val="Akapitzlist"/>
+        <w:numPr>
+          <w:ilvl w:val="2"/>
+          <w:numId w:val="6"/>
+        </w:numPr>
+      </w:pPr>
+      <w:r>
+        <w:t>Stworzenie index.html i wystylizowanie</w:t>
+      </w:r>
+    </w:p>
+    <w:p>
+      <w:pPr>
+        <w:pStyle w:val="Akapitzlist"/>
+        <w:numPr>
+          <w:ilvl w:val="2"/>
+          <w:numId w:val="6"/>
+        </w:numPr>
+      </w:pPr>
+      <w:r>
+        <w:t xml:space="preserve">Stworzenie </w:t>
+      </w:r>
+      <w:proofErr w:type="spellStart"/>
+      <w:r>
+        <w:t>loga</w:t>
+      </w:r>
+      <w:proofErr w:type="spellEnd"/>
+    </w:p>
+    <w:p>
+      <w:pPr>
+        <w:pStyle w:val="Akapitzlist"/>
+        <w:numPr>
+          <w:ilvl w:val="2"/>
+          <w:numId w:val="6"/>
+        </w:numPr>
+      </w:pPr>
+      <w:r>
+        <w:t>Stworzenie bazy danych</w:t>
+      </w:r>
+    </w:p>
+    <w:p>
+      <w:pPr>
+        <w:pStyle w:val="Akapitzlist"/>
+        <w:numPr>
+          <w:ilvl w:val="0"/>
+          <w:numId w:val="6"/>
+        </w:numPr>
+      </w:pPr>
+      <w:r>
+        <w:t>In progres:</w:t>
+      </w:r>
+    </w:p>
+    <w:p>
+      <w:pPr>
+        <w:pStyle w:val="Akapitzlist"/>
+        <w:numPr>
+          <w:ilvl w:val="2"/>
+          <w:numId w:val="6"/>
+        </w:numPr>
+      </w:pPr>
+      <w:r>
+        <w:t>X</w:t>
+      </w:r>
+    </w:p>
+    <w:p>
+      <w:pPr>
+        <w:pStyle w:val="Akapitzlist"/>
+        <w:numPr>
+          <w:ilvl w:val="0"/>
+          <w:numId w:val="6"/>
+        </w:numPr>
+      </w:pPr>
+      <w:proofErr w:type="spellStart"/>
+      <w:r>
+        <w:t>Review</w:t>
+      </w:r>
+      <w:proofErr w:type="spellEnd"/>
+      <w:r>
+        <w:t>:</w:t>
+      </w:r>
+    </w:p>
+    <w:p>
+      <w:pPr>
+        <w:pStyle w:val="Akapitzlist"/>
+        <w:numPr>
+          <w:ilvl w:val="2"/>
+          <w:numId w:val="6"/>
+        </w:numPr>
+      </w:pPr>
+      <w:r>
+        <w:t>Strona</w:t>
+      </w:r>
+    </w:p>
+    <w:p>
+      <w:pPr>
+        <w:pStyle w:val="Akapitzlist"/>
+        <w:numPr>
+          <w:ilvl w:val="2"/>
+          <w:numId w:val="6"/>
+        </w:numPr>
+      </w:pPr>
+      <w:r>
+        <w:t>Logo</w:t>
+      </w:r>
+    </w:p>
+    <w:p>
+      <w:pPr>
+        <w:pStyle w:val="Akapitzlist"/>
+        <w:numPr>
+          <w:ilvl w:val="2"/>
+          <w:numId w:val="6"/>
+        </w:numPr>
+      </w:pPr>
+      <w:r>
+        <w:t>Baza danych</w:t>
+      </w:r>
+    </w:p>
+    <w:p>
+      <w:r>
+        <w:rPr>
+          <w:noProof/>
+        </w:rPr>
+        <w:drawing>
+          <wp:inline distT="0" distB="0" distL="0" distR="0" wp14:anchorId="237813A8" wp14:editId="671ACB69">
+            <wp:extent cx="1565775" cy="3851579"/>
+            <wp:effectExtent l="0" t="0" r="0" b="0"/>
+            <wp:docPr id="1872908943" name="Obraz 1" descr="Obraz zawierający tekst, zrzut ekranu, Urządzenie przenośne, Komunikator&#10;&#10;Zawartość wygenerowana przez AI może być niepoprawna."/>
+            <wp:cNvGraphicFramePr>
+              <a:graphicFrameLocks xmlns:a="http://schemas.openxmlformats.org/drawingml/2006/main" noChangeAspect="1"/>
+            </wp:cNvGraphicFramePr>
+            <a:graphic xmlns:a="http://schemas.openxmlformats.org/drawingml/2006/main">
+              <a:graphicData uri="http://schemas.openxmlformats.org/drawingml/2006/picture">
+                <pic:pic xmlns:pic="http://schemas.openxmlformats.org/drawingml/2006/picture">
+                  <pic:nvPicPr>
+                    <pic:cNvPr id="1872908943" name="Obraz 1" descr="Obraz zawierający tekst, zrzut ekranu, Urządzenie przenośne, Komunikator&#10;&#10;Zawartość wygenerowana przez AI może być niepoprawna."/>
+                    <pic:cNvPicPr/>
+                  </pic:nvPicPr>
+                  <pic:blipFill>
+                    <a:blip r:embed="rId8"/>
+                    <a:stretch>
+                      <a:fillRect/>
+                    </a:stretch>
+                  </pic:blipFill>
+                  <pic:spPr>
+                    <a:xfrm>
+                      <a:off x="0" y="0"/>
+                      <a:ext cx="1572072" cy="3867069"/>
+                    </a:xfrm>
+                    <a:prstGeom prst="rect">
+                      <a:avLst/>
+                    </a:prstGeom>
+                  </pic:spPr>
+                </pic:pic>
+              </a:graphicData>
+            </a:graphic>
+          </wp:inline>
+        </w:drawing>
+      </w:r>
+    </w:p>
+    <w:p/>
+    <w:p>
+      <w:proofErr w:type="spellStart"/>
+      <w:r>
         <w:t>Increment</w:t>
       </w:r>
       <w:proofErr w:type="spellEnd"/>
@@ -122,20 +811,23 @@
       <w:r>
         <w:t>Michał Krzak,</w:t>
       </w:r>
-    </w:p>
-    <w:p>
-      <w:r>
-        <w:t>Szymon Feliks,</w:t>
-      </w:r>
-    </w:p>
-    <w:p>
+      <w:r>
+        <w:t xml:space="preserve"> </w:t>
+      </w:r>
+      <w:r>
+        <w:t>Szymon Feliks</w:t>
+      </w:r>
+      <w:r>
+        <w:t xml:space="preserve">, </w:t>
+      </w:r>
       <w:r>
         <w:t>Anastazja Łaskawa,</w:t>
       </w:r>
-    </w:p>
-    <w:p>
-      <w:r>
-        <w:t>Wiktor Złotnik</w:t>
+      <w:r>
+        <w:t xml:space="preserve"> </w:t>
+      </w:r>
+      <w:r>
+        <w:t>Wiktor Złotnik,</w:t>
       </w:r>
     </w:p>
     <w:sectPr>
@@ -148,24 +840,671 @@
 </w:document>
 </file>
 
+<file path=word/endnotes.xml><?xml version="1.0" encoding="utf-8"?>
+<w:endnotes xmlns:wpc="http://schemas.microsoft.com/office/word/2010/wordprocessingCanvas" xmlns:cx="http://schemas.microsoft.com/office/drawing/2014/chartex" xmlns:cx1="http://schemas.microsoft.com/office/drawing/2015/9/8/chartex" xmlns:cx2="http://schemas.microsoft.com/office/drawing/2015/10/21/chartex" xmlns:cx3="http://schemas.microsoft.com/office/drawing/2016/5/9/chartex" xmlns:cx4="http://schemas.microsoft.com/office/drawing/2016/5/10/chartex" xmlns:cx5="http://schemas.microsoft.com/office/drawing/2016/5/11/chartex" xmlns:cx6="http://schemas.microsoft.com/office/drawing/2016/5/12/chartex" xmlns:cx7="http://schemas.microsoft.com/office/drawing/2016/5/13/chartex" xmlns:cx8="http://schemas.microsoft.com/office/drawing/2016/5/14/chartex" xmlns:mc="http://schemas.openxmlformats.org/markup-compatibility/2006" xmlns:aink="http://schemas.microsoft.com/office/drawing/2016/ink" xmlns:am3d="http://schemas.microsoft.com/office/drawing/2017/model3d" xmlns:o="urn:schemas-microsoft-com:office:office" xmlns:oel="http://schemas.microsoft.com/office/2019/extlst" xmlns:r="http://schemas.openxmlformats.org/officeDocument/2006/relationships" xmlns:m="http://schemas.openxmlformats.org/officeDocument/2006/math" xmlns:v="urn:schemas-microsoft-com:vml" xmlns:wp14="http://schemas.microsoft.com/office/word/2010/wordprocessingDrawing" xmlns:wp="http://schemas.openxmlformats.org/drawingml/2006/wordprocessingDrawing" xmlns:w10="urn:schemas-microsoft-com:office:word" xmlns:w="http://schemas.openxmlformats.org/wordprocessingml/2006/main" xmlns:w14="http://schemas.microsoft.com/office/word/2010/wordml" xmlns:w15="http://schemas.microsoft.com/office/word/2012/wordml" xmlns:w16cex="http://schemas.microsoft.com/office/word/2018/wordml/cex" xmlns:w16cid="http://schemas.microsoft.com/office/word/2016/wordml/cid" xmlns:w16="http://schemas.microsoft.com/office/word/2018/wordml" xmlns:w16du="http://schemas.microsoft.com/office/word/2023/wordml/word16du" xmlns:w16sdtdh="http://schemas.microsoft.com/office/word/2020/wordml/sdtdatahash" xmlns:w16sdtfl="http://schemas.microsoft.com/office/word/2024/wordml/sdtformatlock" xmlns:w16se="http://schemas.microsoft.com/office/word/2015/wordml/symex" xmlns:wpg="http://schemas.microsoft.com/office/word/2010/wordprocessingGroup" xmlns:wpi="http://schemas.microsoft.com/office/word/2010/wordprocessingInk" xmlns:wne="http://schemas.microsoft.com/office/word/2006/wordml" xmlns:wps="http://schemas.microsoft.com/office/word/2010/wordprocessingShape" mc:Ignorable="w14 w15 w16se w16cid w16 w16cex w16sdtdh w16sdtfl w16du wp14">
+  <w:endnote w:type="separator" w:id="-1">
+    <w:p>
+      <w:pPr>
+        <w:spacing w:line="240" w:lineRule="auto"/>
+      </w:pPr>
+      <w:r>
+        <w:separator/>
+      </w:r>
+    </w:p>
+  </w:endnote>
+  <w:endnote w:type="continuationSeparator" w:id="0">
+    <w:p>
+      <w:pPr>
+        <w:spacing w:line="240" w:lineRule="auto"/>
+      </w:pPr>
+      <w:r>
+        <w:continuationSeparator/>
+      </w:r>
+    </w:p>
+  </w:endnote>
+</w:endnotes>
+</file>
+
+<file path=word/footnotes.xml><?xml version="1.0" encoding="utf-8"?>
+<w:footnotes xmlns:wpc="http://schemas.microsoft.com/office/word/2010/wordprocessingCanvas" xmlns:cx="http://schemas.microsoft.com/office/drawing/2014/chartex" xmlns:cx1="http://schemas.microsoft.com/office/drawing/2015/9/8/chartex" xmlns:cx2="http://schemas.microsoft.com/office/drawing/2015/10/21/chartex" xmlns:cx3="http://schemas.microsoft.com/office/drawing/2016/5/9/chartex" xmlns:cx4="http://schemas.microsoft.com/office/drawing/2016/5/10/chartex" xmlns:cx5="http://schemas.microsoft.com/office/drawing/2016/5/11/chartex" xmlns:cx6="http://schemas.microsoft.com/office/drawing/2016/5/12/chartex" xmlns:cx7="http://schemas.microsoft.com/office/drawing/2016/5/13/chartex" xmlns:cx8="http://schemas.microsoft.com/office/drawing/2016/5/14/chartex" xmlns:mc="http://schemas.openxmlformats.org/markup-compatibility/2006" xmlns:aink="http://schemas.microsoft.com/office/drawing/2016/ink" xmlns:am3d="http://schemas.microsoft.com/office/drawing/2017/model3d" xmlns:o="urn:schemas-microsoft-com:office:office" xmlns:oel="http://schemas.microsoft.com/office/2019/extlst" xmlns:r="http://schemas.openxmlformats.org/officeDocument/2006/relationships" xmlns:m="http://schemas.openxmlformats.org/officeDocument/2006/math" xmlns:v="urn:schemas-microsoft-com:vml" xmlns:wp14="http://schemas.microsoft.com/office/word/2010/wordprocessingDrawing" xmlns:wp="http://schemas.openxmlformats.org/drawingml/2006/wordprocessingDrawing" xmlns:w10="urn:schemas-microsoft-com:office:word" xmlns:w="http://schemas.openxmlformats.org/wordprocessingml/2006/main" xmlns:w14="http://schemas.microsoft.com/office/word/2010/wordml" xmlns:w15="http://schemas.microsoft.com/office/word/2012/wordml" xmlns:w16cex="http://schemas.microsoft.com/office/word/2018/wordml/cex" xmlns:w16cid="http://schemas.microsoft.com/office/word/2016/wordml/cid" xmlns:w16="http://schemas.microsoft.com/office/word/2018/wordml" xmlns:w16du="http://schemas.microsoft.com/office/word/2023/wordml/word16du" xmlns:w16sdtdh="http://schemas.microsoft.com/office/word/2020/wordml/sdtdatahash" xmlns:w16sdtfl="http://schemas.microsoft.com/office/word/2024/wordml/sdtformatlock" xmlns:w16se="http://schemas.microsoft.com/office/word/2015/wordml/symex" xmlns:wpg="http://schemas.microsoft.com/office/word/2010/wordprocessingGroup" xmlns:wpi="http://schemas.microsoft.com/office/word/2010/wordprocessingInk" xmlns:wne="http://schemas.microsoft.com/office/word/2006/wordml" xmlns:wps="http://schemas.microsoft.com/office/word/2010/wordprocessingShape" mc:Ignorable="w14 w15 w16se w16cid w16 w16cex w16sdtdh w16sdtfl w16du wp14">
+  <w:footnote w:type="separator" w:id="-1">
+    <w:p>
+      <w:pPr>
+        <w:spacing w:after="0"/>
+      </w:pPr>
+      <w:r>
+        <w:separator/>
+      </w:r>
+    </w:p>
+  </w:footnote>
+  <w:footnote w:type="continuationSeparator" w:id="0">
+    <w:p>
+      <w:pPr>
+        <w:spacing w:after="0"/>
+      </w:pPr>
+      <w:r>
+        <w:continuationSeparator/>
+      </w:r>
+    </w:p>
+  </w:footnote>
+</w:footnotes>
+</file>
+
+<file path=word/numbering.xml><?xml version="1.0" encoding="utf-8"?>
+<w:numbering xmlns:wpc="http://schemas.microsoft.com/office/word/2010/wordprocessingCanvas" xmlns:cx="http://schemas.microsoft.com/office/drawing/2014/chartex" xmlns:cx1="http://schemas.microsoft.com/office/drawing/2015/9/8/chartex" xmlns:cx2="http://schemas.microsoft.com/office/drawing/2015/10/21/chartex" xmlns:cx3="http://schemas.microsoft.com/office/drawing/2016/5/9/chartex" xmlns:cx4="http://schemas.microsoft.com/office/drawing/2016/5/10/chartex" xmlns:cx5="http://schemas.microsoft.com/office/drawing/2016/5/11/chartex" xmlns:cx6="http://schemas.microsoft.com/office/drawing/2016/5/12/chartex" xmlns:cx7="http://schemas.microsoft.com/office/drawing/2016/5/13/chartex" xmlns:cx8="http://schemas.microsoft.com/office/drawing/2016/5/14/chartex" xmlns:mc="http://schemas.openxmlformats.org/markup-compatibility/2006" xmlns:aink="http://schemas.microsoft.com/office/drawing/2016/ink" xmlns:am3d="http://schemas.microsoft.com/office/drawing/2017/model3d" xmlns:o="urn:schemas-microsoft-com:office:office" xmlns:oel="http://schemas.microsoft.com/office/2019/extlst" xmlns:r="http://schemas.openxmlformats.org/officeDocument/2006/relationships" xmlns:m="http://schemas.openxmlformats.org/officeDocument/2006/math" xmlns:v="urn:schemas-microsoft-com:vml" xmlns:wp14="http://schemas.microsoft.com/office/word/2010/wordprocessingDrawing" xmlns:wp="http://schemas.openxmlformats.org/drawingml/2006/wordprocessingDrawing" xmlns:w10="urn:schemas-microsoft-com:office:word" xmlns:w="http://schemas.openxmlformats.org/wordprocessingml/2006/main" xmlns:w14="http://schemas.microsoft.com/office/word/2010/wordml" xmlns:w15="http://schemas.microsoft.com/office/word/2012/wordml" xmlns:w16cex="http://schemas.microsoft.com/office/word/2018/wordml/cex" xmlns:w16cid="http://schemas.microsoft.com/office/word/2016/wordml/cid" xmlns:w16="http://schemas.microsoft.com/office/word/2018/wordml" xmlns:w16du="http://schemas.microsoft.com/office/word/2023/wordml/word16du" xmlns:w16sdtdh="http://schemas.microsoft.com/office/word/2020/wordml/sdtdatahash" xmlns:w16sdtfl="http://schemas.microsoft.com/office/word/2024/wordml/sdtformatlock" xmlns:w16se="http://schemas.microsoft.com/office/word/2015/wordml/symex" xmlns:wpg="http://schemas.microsoft.com/office/word/2010/wordprocessingGroup" xmlns:wpi="http://schemas.microsoft.com/office/word/2010/wordprocessingInk" xmlns:wne="http://schemas.microsoft.com/office/word/2006/wordml" xmlns:wps="http://schemas.microsoft.com/office/word/2010/wordprocessingShape" mc:Ignorable="w14 w15 w16se w16cid w16 w16cex w16sdtdh w16sdtfl w16du wp14">
+  <w:abstractNum w:abstractNumId="0" w15:restartNumberingAfterBreak="0">
+    <w:nsid w:val="07190446"/>
+    <w:multiLevelType w:val="hybridMultilevel"/>
+    <w:tmpl w:val="A1E2DAE4"/>
+    <w:lvl w:ilvl="0" w:tplc="0415000F">
+      <w:start w:val="1"/>
+      <w:numFmt w:val="decimal"/>
+      <w:lvlText w:val="%1."/>
+      <w:lvlJc w:val="left"/>
+      <w:pPr>
+        <w:ind w:left="720" w:hanging="360"/>
+      </w:pPr>
+      <w:rPr>
+        <w:rFonts w:hint="default"/>
+      </w:rPr>
+    </w:lvl>
+    <w:lvl w:ilvl="1" w:tplc="04150019">
+      <w:start w:val="1"/>
+      <w:numFmt w:val="lowerLetter"/>
+      <w:lvlText w:val="%2."/>
+      <w:lvlJc w:val="left"/>
+      <w:pPr>
+        <w:ind w:left="1440" w:hanging="360"/>
+      </w:pPr>
+    </w:lvl>
+    <w:lvl w:ilvl="2" w:tplc="0415001B" w:tentative="1">
+      <w:start w:val="1"/>
+      <w:numFmt w:val="lowerRoman"/>
+      <w:lvlText w:val="%3."/>
+      <w:lvlJc w:val="right"/>
+      <w:pPr>
+        <w:ind w:left="2160" w:hanging="180"/>
+      </w:pPr>
+    </w:lvl>
+    <w:lvl w:ilvl="3" w:tplc="0415000F" w:tentative="1">
+      <w:start w:val="1"/>
+      <w:numFmt w:val="decimal"/>
+      <w:lvlText w:val="%4."/>
+      <w:lvlJc w:val="left"/>
+      <w:pPr>
+        <w:ind w:left="2880" w:hanging="360"/>
+      </w:pPr>
+    </w:lvl>
+    <w:lvl w:ilvl="4" w:tplc="04150019" w:tentative="1">
+      <w:start w:val="1"/>
+      <w:numFmt w:val="lowerLetter"/>
+      <w:lvlText w:val="%5."/>
+      <w:lvlJc w:val="left"/>
+      <w:pPr>
+        <w:ind w:left="3600" w:hanging="360"/>
+      </w:pPr>
+    </w:lvl>
+    <w:lvl w:ilvl="5" w:tplc="0415001B" w:tentative="1">
+      <w:start w:val="1"/>
+      <w:numFmt w:val="lowerRoman"/>
+      <w:lvlText w:val="%6."/>
+      <w:lvlJc w:val="right"/>
+      <w:pPr>
+        <w:ind w:left="4320" w:hanging="180"/>
+      </w:pPr>
+    </w:lvl>
+    <w:lvl w:ilvl="6" w:tplc="0415000F" w:tentative="1">
+      <w:start w:val="1"/>
+      <w:numFmt w:val="decimal"/>
+      <w:lvlText w:val="%7."/>
+      <w:lvlJc w:val="left"/>
+      <w:pPr>
+        <w:ind w:left="5040" w:hanging="360"/>
+      </w:pPr>
+    </w:lvl>
+    <w:lvl w:ilvl="7" w:tplc="04150019" w:tentative="1">
+      <w:start w:val="1"/>
+      <w:numFmt w:val="lowerLetter"/>
+      <w:lvlText w:val="%8."/>
+      <w:lvlJc w:val="left"/>
+      <w:pPr>
+        <w:ind w:left="5760" w:hanging="360"/>
+      </w:pPr>
+    </w:lvl>
+    <w:lvl w:ilvl="8" w:tplc="0415001B" w:tentative="1">
+      <w:start w:val="1"/>
+      <w:numFmt w:val="lowerRoman"/>
+      <w:lvlText w:val="%9."/>
+      <w:lvlJc w:val="right"/>
+      <w:pPr>
+        <w:ind w:left="6480" w:hanging="180"/>
+      </w:pPr>
+    </w:lvl>
+  </w:abstractNum>
+  <w:abstractNum w:abstractNumId="1" w15:restartNumberingAfterBreak="0">
+    <w:nsid w:val="103276C9"/>
+    <w:multiLevelType w:val="hybridMultilevel"/>
+    <w:tmpl w:val="B36A6050"/>
+    <w:lvl w:ilvl="0" w:tplc="7E5ABCB2">
+      <w:start w:val="1"/>
+      <w:numFmt w:val="decimal"/>
+      <w:lvlText w:val="%1."/>
+      <w:lvlJc w:val="left"/>
+      <w:pPr>
+        <w:ind w:left="1770" w:hanging="360"/>
+      </w:pPr>
+      <w:rPr>
+        <w:rFonts w:hint="default"/>
+      </w:rPr>
+    </w:lvl>
+    <w:lvl w:ilvl="1" w:tplc="04150019" w:tentative="1">
+      <w:start w:val="1"/>
+      <w:numFmt w:val="lowerLetter"/>
+      <w:lvlText w:val="%2."/>
+      <w:lvlJc w:val="left"/>
+      <w:pPr>
+        <w:ind w:left="2490" w:hanging="360"/>
+      </w:pPr>
+    </w:lvl>
+    <w:lvl w:ilvl="2" w:tplc="0415001B" w:tentative="1">
+      <w:start w:val="1"/>
+      <w:numFmt w:val="lowerRoman"/>
+      <w:lvlText w:val="%3."/>
+      <w:lvlJc w:val="right"/>
+      <w:pPr>
+        <w:ind w:left="3210" w:hanging="180"/>
+      </w:pPr>
+    </w:lvl>
+    <w:lvl w:ilvl="3" w:tplc="0415000F" w:tentative="1">
+      <w:start w:val="1"/>
+      <w:numFmt w:val="decimal"/>
+      <w:lvlText w:val="%4."/>
+      <w:lvlJc w:val="left"/>
+      <w:pPr>
+        <w:ind w:left="3930" w:hanging="360"/>
+      </w:pPr>
+    </w:lvl>
+    <w:lvl w:ilvl="4" w:tplc="04150019" w:tentative="1">
+      <w:start w:val="1"/>
+      <w:numFmt w:val="lowerLetter"/>
+      <w:lvlText w:val="%5."/>
+      <w:lvlJc w:val="left"/>
+      <w:pPr>
+        <w:ind w:left="4650" w:hanging="360"/>
+      </w:pPr>
+    </w:lvl>
+    <w:lvl w:ilvl="5" w:tplc="0415001B" w:tentative="1">
+      <w:start w:val="1"/>
+      <w:numFmt w:val="lowerRoman"/>
+      <w:lvlText w:val="%6."/>
+      <w:lvlJc w:val="right"/>
+      <w:pPr>
+        <w:ind w:left="5370" w:hanging="180"/>
+      </w:pPr>
+    </w:lvl>
+    <w:lvl w:ilvl="6" w:tplc="0415000F" w:tentative="1">
+      <w:start w:val="1"/>
+      <w:numFmt w:val="decimal"/>
+      <w:lvlText w:val="%7."/>
+      <w:lvlJc w:val="left"/>
+      <w:pPr>
+        <w:ind w:left="6090" w:hanging="360"/>
+      </w:pPr>
+    </w:lvl>
+    <w:lvl w:ilvl="7" w:tplc="04150019" w:tentative="1">
+      <w:start w:val="1"/>
+      <w:numFmt w:val="lowerLetter"/>
+      <w:lvlText w:val="%8."/>
+      <w:lvlJc w:val="left"/>
+      <w:pPr>
+        <w:ind w:left="6810" w:hanging="360"/>
+      </w:pPr>
+    </w:lvl>
+    <w:lvl w:ilvl="8" w:tplc="0415001B" w:tentative="1">
+      <w:start w:val="1"/>
+      <w:numFmt w:val="lowerRoman"/>
+      <w:lvlText w:val="%9."/>
+      <w:lvlJc w:val="right"/>
+      <w:pPr>
+        <w:ind w:left="7530" w:hanging="180"/>
+      </w:pPr>
+    </w:lvl>
+  </w:abstractNum>
+  <w:abstractNum w:abstractNumId="2" w15:restartNumberingAfterBreak="0">
+    <w:nsid w:val="13E2040C"/>
+    <w:multiLevelType w:val="hybridMultilevel"/>
+    <w:tmpl w:val="0360CA6A"/>
+    <w:lvl w:ilvl="0" w:tplc="04150001">
+      <w:start w:val="1"/>
+      <w:numFmt w:val="bullet"/>
+      <w:lvlText w:val=""/>
+      <w:lvlJc w:val="left"/>
+      <w:pPr>
+        <w:ind w:left="720" w:hanging="360"/>
+      </w:pPr>
+      <w:rPr>
+        <w:rFonts w:ascii="Symbol" w:hAnsi="Symbol" w:hint="default"/>
+      </w:rPr>
+    </w:lvl>
+    <w:lvl w:ilvl="1" w:tplc="04150003">
+      <w:start w:val="1"/>
+      <w:numFmt w:val="bullet"/>
+      <w:lvlText w:val="o"/>
+      <w:lvlJc w:val="left"/>
+      <w:pPr>
+        <w:ind w:left="1440" w:hanging="360"/>
+      </w:pPr>
+      <w:rPr>
+        <w:rFonts w:ascii="Courier New" w:hAnsi="Courier New" w:cs="Courier New" w:hint="default"/>
+      </w:rPr>
+    </w:lvl>
+    <w:lvl w:ilvl="2" w:tplc="04150005">
+      <w:start w:val="1"/>
+      <w:numFmt w:val="bullet"/>
+      <w:lvlText w:val=""/>
+      <w:lvlJc w:val="left"/>
+      <w:pPr>
+        <w:ind w:left="2160" w:hanging="360"/>
+      </w:pPr>
+      <w:rPr>
+        <w:rFonts w:ascii="Wingdings" w:hAnsi="Wingdings" w:hint="default"/>
+      </w:rPr>
+    </w:lvl>
+    <w:lvl w:ilvl="3" w:tplc="04150001" w:tentative="1">
+      <w:start w:val="1"/>
+      <w:numFmt w:val="bullet"/>
+      <w:lvlText w:val=""/>
+      <w:lvlJc w:val="left"/>
+      <w:pPr>
+        <w:ind w:left="2880" w:hanging="360"/>
+      </w:pPr>
+      <w:rPr>
+        <w:rFonts w:ascii="Symbol" w:hAnsi="Symbol" w:hint="default"/>
+      </w:rPr>
+    </w:lvl>
+    <w:lvl w:ilvl="4" w:tplc="04150003" w:tentative="1">
+      <w:start w:val="1"/>
+      <w:numFmt w:val="bullet"/>
+      <w:lvlText w:val="o"/>
+      <w:lvlJc w:val="left"/>
+      <w:pPr>
+        <w:ind w:left="3600" w:hanging="360"/>
+      </w:pPr>
+      <w:rPr>
+        <w:rFonts w:ascii="Courier New" w:hAnsi="Courier New" w:cs="Courier New" w:hint="default"/>
+      </w:rPr>
+    </w:lvl>
+    <w:lvl w:ilvl="5" w:tplc="04150005" w:tentative="1">
+      <w:start w:val="1"/>
+      <w:numFmt w:val="bullet"/>
+      <w:lvlText w:val=""/>
+      <w:lvlJc w:val="left"/>
+      <w:pPr>
+        <w:ind w:left="4320" w:hanging="360"/>
+      </w:pPr>
+      <w:rPr>
+        <w:rFonts w:ascii="Wingdings" w:hAnsi="Wingdings" w:hint="default"/>
+      </w:rPr>
+    </w:lvl>
+    <w:lvl w:ilvl="6" w:tplc="04150001" w:tentative="1">
+      <w:start w:val="1"/>
+      <w:numFmt w:val="bullet"/>
+      <w:lvlText w:val=""/>
+      <w:lvlJc w:val="left"/>
+      <w:pPr>
+        <w:ind w:left="5040" w:hanging="360"/>
+      </w:pPr>
+      <w:rPr>
+        <w:rFonts w:ascii="Symbol" w:hAnsi="Symbol" w:hint="default"/>
+      </w:rPr>
+    </w:lvl>
+    <w:lvl w:ilvl="7" w:tplc="04150003" w:tentative="1">
+      <w:start w:val="1"/>
+      <w:numFmt w:val="bullet"/>
+      <w:lvlText w:val="o"/>
+      <w:lvlJc w:val="left"/>
+      <w:pPr>
+        <w:ind w:left="5760" w:hanging="360"/>
+      </w:pPr>
+      <w:rPr>
+        <w:rFonts w:ascii="Courier New" w:hAnsi="Courier New" w:cs="Courier New" w:hint="default"/>
+      </w:rPr>
+    </w:lvl>
+    <w:lvl w:ilvl="8" w:tplc="04150005" w:tentative="1">
+      <w:start w:val="1"/>
+      <w:numFmt w:val="bullet"/>
+      <w:lvlText w:val=""/>
+      <w:lvlJc w:val="left"/>
+      <w:pPr>
+        <w:ind w:left="6480" w:hanging="360"/>
+      </w:pPr>
+      <w:rPr>
+        <w:rFonts w:ascii="Wingdings" w:hAnsi="Wingdings" w:hint="default"/>
+      </w:rPr>
+    </w:lvl>
+  </w:abstractNum>
+  <w:abstractNum w:abstractNumId="3" w15:restartNumberingAfterBreak="0">
+    <w:nsid w:val="28E80B1A"/>
+    <w:multiLevelType w:val="hybridMultilevel"/>
+    <w:tmpl w:val="C5524F90"/>
+    <w:lvl w:ilvl="0" w:tplc="0415000F">
+      <w:start w:val="1"/>
+      <w:numFmt w:val="decimal"/>
+      <w:lvlText w:val="%1."/>
+      <w:lvlJc w:val="left"/>
+      <w:pPr>
+        <w:ind w:left="720" w:hanging="360"/>
+      </w:pPr>
+      <w:rPr>
+        <w:rFonts w:hint="default"/>
+      </w:rPr>
+    </w:lvl>
+    <w:lvl w:ilvl="1" w:tplc="04150019" w:tentative="1">
+      <w:start w:val="1"/>
+      <w:numFmt w:val="lowerLetter"/>
+      <w:lvlText w:val="%2."/>
+      <w:lvlJc w:val="left"/>
+      <w:pPr>
+        <w:ind w:left="1440" w:hanging="360"/>
+      </w:pPr>
+    </w:lvl>
+    <w:lvl w:ilvl="2" w:tplc="0415001B" w:tentative="1">
+      <w:start w:val="1"/>
+      <w:numFmt w:val="lowerRoman"/>
+      <w:lvlText w:val="%3."/>
+      <w:lvlJc w:val="right"/>
+      <w:pPr>
+        <w:ind w:left="2160" w:hanging="180"/>
+      </w:pPr>
+    </w:lvl>
+    <w:lvl w:ilvl="3" w:tplc="0415000F" w:tentative="1">
+      <w:start w:val="1"/>
+      <w:numFmt w:val="decimal"/>
+      <w:lvlText w:val="%4."/>
+      <w:lvlJc w:val="left"/>
+      <w:pPr>
+        <w:ind w:left="2880" w:hanging="360"/>
+      </w:pPr>
+    </w:lvl>
+    <w:lvl w:ilvl="4" w:tplc="04150019" w:tentative="1">
+      <w:start w:val="1"/>
+      <w:numFmt w:val="lowerLetter"/>
+      <w:lvlText w:val="%5."/>
+      <w:lvlJc w:val="left"/>
+      <w:pPr>
+        <w:ind w:left="3600" w:hanging="360"/>
+      </w:pPr>
+    </w:lvl>
+    <w:lvl w:ilvl="5" w:tplc="0415001B" w:tentative="1">
+      <w:start w:val="1"/>
+      <w:numFmt w:val="lowerRoman"/>
+      <w:lvlText w:val="%6."/>
+      <w:lvlJc w:val="right"/>
+      <w:pPr>
+        <w:ind w:left="4320" w:hanging="180"/>
+      </w:pPr>
+    </w:lvl>
+    <w:lvl w:ilvl="6" w:tplc="0415000F" w:tentative="1">
+      <w:start w:val="1"/>
+      <w:numFmt w:val="decimal"/>
+      <w:lvlText w:val="%7."/>
+      <w:lvlJc w:val="left"/>
+      <w:pPr>
+        <w:ind w:left="5040" w:hanging="360"/>
+      </w:pPr>
+    </w:lvl>
+    <w:lvl w:ilvl="7" w:tplc="04150019" w:tentative="1">
+      <w:start w:val="1"/>
+      <w:numFmt w:val="lowerLetter"/>
+      <w:lvlText w:val="%8."/>
+      <w:lvlJc w:val="left"/>
+      <w:pPr>
+        <w:ind w:left="5760" w:hanging="360"/>
+      </w:pPr>
+    </w:lvl>
+    <w:lvl w:ilvl="8" w:tplc="0415001B" w:tentative="1">
+      <w:start w:val="1"/>
+      <w:numFmt w:val="lowerRoman"/>
+      <w:lvlText w:val="%9."/>
+      <w:lvlJc w:val="right"/>
+      <w:pPr>
+        <w:ind w:left="6480" w:hanging="180"/>
+      </w:pPr>
+    </w:lvl>
+  </w:abstractNum>
+  <w:abstractNum w:abstractNumId="4" w15:restartNumberingAfterBreak="0">
+    <w:nsid w:val="407E6EA6"/>
+    <w:multiLevelType w:val="hybridMultilevel"/>
+    <w:tmpl w:val="65248472"/>
+    <w:lvl w:ilvl="0" w:tplc="04150001">
+      <w:start w:val="1"/>
+      <w:numFmt w:val="bullet"/>
+      <w:lvlText w:val=""/>
+      <w:lvlJc w:val="left"/>
+      <w:pPr>
+        <w:ind w:left="1434" w:hanging="360"/>
+      </w:pPr>
+      <w:rPr>
+        <w:rFonts w:ascii="Symbol" w:hAnsi="Symbol" w:hint="default"/>
+      </w:rPr>
+    </w:lvl>
+    <w:lvl w:ilvl="1" w:tplc="04150003">
+      <w:start w:val="1"/>
+      <w:numFmt w:val="bullet"/>
+      <w:lvlText w:val="o"/>
+      <w:lvlJc w:val="left"/>
+      <w:pPr>
+        <w:ind w:left="2154" w:hanging="360"/>
+      </w:pPr>
+      <w:rPr>
+        <w:rFonts w:ascii="Courier New" w:hAnsi="Courier New" w:cs="Courier New" w:hint="default"/>
+      </w:rPr>
+    </w:lvl>
+    <w:lvl w:ilvl="2" w:tplc="04150005" w:tentative="1">
+      <w:start w:val="1"/>
+      <w:numFmt w:val="bullet"/>
+      <w:lvlText w:val=""/>
+      <w:lvlJc w:val="left"/>
+      <w:pPr>
+        <w:ind w:left="2874" w:hanging="360"/>
+      </w:pPr>
+      <w:rPr>
+        <w:rFonts w:ascii="Wingdings" w:hAnsi="Wingdings" w:hint="default"/>
+      </w:rPr>
+    </w:lvl>
+    <w:lvl w:ilvl="3" w:tplc="04150001" w:tentative="1">
+      <w:start w:val="1"/>
+      <w:numFmt w:val="bullet"/>
+      <w:lvlText w:val=""/>
+      <w:lvlJc w:val="left"/>
+      <w:pPr>
+        <w:ind w:left="3594" w:hanging="360"/>
+      </w:pPr>
+      <w:rPr>
+        <w:rFonts w:ascii="Symbol" w:hAnsi="Symbol" w:hint="default"/>
+      </w:rPr>
+    </w:lvl>
+    <w:lvl w:ilvl="4" w:tplc="04150003" w:tentative="1">
+      <w:start w:val="1"/>
+      <w:numFmt w:val="bullet"/>
+      <w:lvlText w:val="o"/>
+      <w:lvlJc w:val="left"/>
+      <w:pPr>
+        <w:ind w:left="4314" w:hanging="360"/>
+      </w:pPr>
+      <w:rPr>
+        <w:rFonts w:ascii="Courier New" w:hAnsi="Courier New" w:cs="Courier New" w:hint="default"/>
+      </w:rPr>
+    </w:lvl>
+    <w:lvl w:ilvl="5" w:tplc="04150005" w:tentative="1">
+      <w:start w:val="1"/>
+      <w:numFmt w:val="bullet"/>
+      <w:lvlText w:val=""/>
+      <w:lvlJc w:val="left"/>
+      <w:pPr>
+        <w:ind w:left="5034" w:hanging="360"/>
+      </w:pPr>
+      <w:rPr>
+        <w:rFonts w:ascii="Wingdings" w:hAnsi="Wingdings" w:hint="default"/>
+      </w:rPr>
+    </w:lvl>
+    <w:lvl w:ilvl="6" w:tplc="04150001" w:tentative="1">
+      <w:start w:val="1"/>
+      <w:numFmt w:val="bullet"/>
+      <w:lvlText w:val=""/>
+      <w:lvlJc w:val="left"/>
+      <w:pPr>
+        <w:ind w:left="5754" w:hanging="360"/>
+      </w:pPr>
+      <w:rPr>
+        <w:rFonts w:ascii="Symbol" w:hAnsi="Symbol" w:hint="default"/>
+      </w:rPr>
+    </w:lvl>
+    <w:lvl w:ilvl="7" w:tplc="04150003" w:tentative="1">
+      <w:start w:val="1"/>
+      <w:numFmt w:val="bullet"/>
+      <w:lvlText w:val="o"/>
+      <w:lvlJc w:val="left"/>
+      <w:pPr>
+        <w:ind w:left="6474" w:hanging="360"/>
+      </w:pPr>
+      <w:rPr>
+        <w:rFonts w:ascii="Courier New" w:hAnsi="Courier New" w:cs="Courier New" w:hint="default"/>
+      </w:rPr>
+    </w:lvl>
+    <w:lvl w:ilvl="8" w:tplc="04150005" w:tentative="1">
+      <w:start w:val="1"/>
+      <w:numFmt w:val="bullet"/>
+      <w:lvlText w:val=""/>
+      <w:lvlJc w:val="left"/>
+      <w:pPr>
+        <w:ind w:left="7194" w:hanging="360"/>
+      </w:pPr>
+      <w:rPr>
+        <w:rFonts w:ascii="Wingdings" w:hAnsi="Wingdings" w:hint="default"/>
+      </w:rPr>
+    </w:lvl>
+  </w:abstractNum>
+  <w:abstractNum w:abstractNumId="5" w15:restartNumberingAfterBreak="0">
+    <w:nsid w:val="490B76E4"/>
+    <w:multiLevelType w:val="hybridMultilevel"/>
+    <w:tmpl w:val="DED4EA02"/>
+    <w:lvl w:ilvl="0" w:tplc="0415000F">
+      <w:start w:val="1"/>
+      <w:numFmt w:val="decimal"/>
+      <w:lvlText w:val="%1."/>
+      <w:lvlJc w:val="left"/>
+      <w:pPr>
+        <w:ind w:left="720" w:hanging="360"/>
+      </w:pPr>
+      <w:rPr>
+        <w:rFonts w:hint="default"/>
+      </w:rPr>
+    </w:lvl>
+    <w:lvl w:ilvl="1" w:tplc="04150019" w:tentative="1">
+      <w:start w:val="1"/>
+      <w:numFmt w:val="lowerLetter"/>
+      <w:lvlText w:val="%2."/>
+      <w:lvlJc w:val="left"/>
+      <w:pPr>
+        <w:ind w:left="1440" w:hanging="360"/>
+      </w:pPr>
+    </w:lvl>
+    <w:lvl w:ilvl="2" w:tplc="0415001B" w:tentative="1">
+      <w:start w:val="1"/>
+      <w:numFmt w:val="lowerRoman"/>
+      <w:lvlText w:val="%3."/>
+      <w:lvlJc w:val="right"/>
+      <w:pPr>
+        <w:ind w:left="2160" w:hanging="180"/>
+      </w:pPr>
+    </w:lvl>
+    <w:lvl w:ilvl="3" w:tplc="0415000F" w:tentative="1">
+      <w:start w:val="1"/>
+      <w:numFmt w:val="decimal"/>
+      <w:lvlText w:val="%4."/>
+      <w:lvlJc w:val="left"/>
+      <w:pPr>
+        <w:ind w:left="2880" w:hanging="360"/>
+      </w:pPr>
+    </w:lvl>
+    <w:lvl w:ilvl="4" w:tplc="04150019" w:tentative="1">
+      <w:start w:val="1"/>
+      <w:numFmt w:val="lowerLetter"/>
+      <w:lvlText w:val="%5."/>
+      <w:lvlJc w:val="left"/>
+      <w:pPr>
+        <w:ind w:left="3600" w:hanging="360"/>
+      </w:pPr>
+    </w:lvl>
+    <w:lvl w:ilvl="5" w:tplc="0415001B" w:tentative="1">
+      <w:start w:val="1"/>
+      <w:numFmt w:val="lowerRoman"/>
+      <w:lvlText w:val="%6."/>
+      <w:lvlJc w:val="right"/>
+      <w:pPr>
+        <w:ind w:left="4320" w:hanging="180"/>
+      </w:pPr>
+    </w:lvl>
+    <w:lvl w:ilvl="6" w:tplc="0415000F" w:tentative="1">
+      <w:start w:val="1"/>
+      <w:numFmt w:val="decimal"/>
+      <w:lvlText w:val="%7."/>
+      <w:lvlJc w:val="left"/>
+      <w:pPr>
+        <w:ind w:left="5040" w:hanging="360"/>
+      </w:pPr>
+    </w:lvl>
+    <w:lvl w:ilvl="7" w:tplc="04150019" w:tentative="1">
+      <w:start w:val="1"/>
+      <w:numFmt w:val="lowerLetter"/>
+      <w:lvlText w:val="%8."/>
+      <w:lvlJc w:val="left"/>
+      <w:pPr>
+        <w:ind w:left="5760" w:hanging="360"/>
+      </w:pPr>
+    </w:lvl>
+    <w:lvl w:ilvl="8" w:tplc="0415001B" w:tentative="1">
+      <w:start w:val="1"/>
+      <w:numFmt w:val="lowerRoman"/>
+      <w:lvlText w:val="%9."/>
+      <w:lvlJc w:val="right"/>
+      <w:pPr>
+        <w:ind w:left="6480" w:hanging="180"/>
+      </w:pPr>
+    </w:lvl>
+  </w:abstractNum>
+  <w:num w:numId="1" w16cid:durableId="1731805237">
+    <w:abstractNumId w:val="3"/>
+  </w:num>
+  <w:num w:numId="2" w16cid:durableId="235633661">
+    <w:abstractNumId w:val="5"/>
+  </w:num>
+  <w:num w:numId="3" w16cid:durableId="349332972">
+    <w:abstractNumId w:val="0"/>
+  </w:num>
+  <w:num w:numId="4" w16cid:durableId="350225068">
+    <w:abstractNumId w:val="1"/>
+  </w:num>
+  <w:num w:numId="5" w16cid:durableId="1403796264">
+    <w:abstractNumId w:val="4"/>
+  </w:num>
+  <w:num w:numId="6" w16cid:durableId="618728041">
+    <w:abstractNumId w:val="2"/>
+  </w:num>
+</w:numbering>
+</file>
+
 <file path=word/styles.xml><?xml version="1.0" encoding="utf-8"?>
 <w:styles xmlns:mc="http://schemas.openxmlformats.org/markup-compatibility/2006" xmlns:r="http://schemas.openxmlformats.org/officeDocument/2006/relationships" xmlns:w="http://schemas.openxmlformats.org/wordprocessingml/2006/main" xmlns:w14="http://schemas.microsoft.com/office/word/2010/wordml" xmlns:w15="http://schemas.microsoft.com/office/word/2012/wordml" xmlns:w16cex="http://schemas.microsoft.com/office/word/2018/wordml/cex" xmlns:w16cid="http://schemas.microsoft.com/office/word/2016/wordml/cid" xmlns:w16="http://schemas.microsoft.com/office/word/2018/wordml" xmlns:w16du="http://schemas.microsoft.com/office/word/2023/wordml/word16du" xmlns:w16sdtdh="http://schemas.microsoft.com/office/word/2020/wordml/sdtdatahash" xmlns:w16sdtfl="http://schemas.microsoft.com/office/word/2024/wordml/sdtformatlock" xmlns:w16se="http://schemas.microsoft.com/office/word/2015/wordml/symex" mc:Ignorable="w14 w15 w16se w16cid w16 w16cex w16sdtdh w16sdtfl w16du">
   <w:docDefaults>
     <w:rPrDefault>
       <w:rPr>
-        <w:rFonts w:asciiTheme="minorHAnsi" w:eastAsiaTheme="minorHAnsi" w:hAnsiTheme="minorHAnsi" w:cstheme="minorBidi"/>
-        <w:kern w:val="2"/>
-        <w:sz w:val="22"/>
-        <w:szCs w:val="22"/>
-        <w:lang w:val="pl-PL" w:eastAsia="en-US" w:bidi="ar-SA"/>
-        <w14:ligatures w14:val="standardContextual"/>
+        <w:rFonts w:ascii="Times New Roman" w:eastAsia="SimSun" w:hAnsi="Times New Roman" w:cs="Times New Roman"/>
+        <w:lang w:val="pl-PL" w:eastAsia="pl-PL" w:bidi="ar-SA"/>
       </w:rPr>
     </w:rPrDefault>
-    <w:pPrDefault>
-      <w:pPr>
-        <w:spacing w:after="160" w:line="259" w:lineRule="auto"/>
-      </w:pPr>
-    </w:pPrDefault>
+    <w:pPrDefault/>
   </w:docDefaults>
   <w:latentStyles w:defLockedState="0" w:defUIPriority="99" w:defSemiHidden="0" w:defUnhideWhenUsed="0" w:defQFormat="0" w:count="376">
     <w:lsdException w:name="Normal" w:uiPriority="0" w:qFormat="1"/>
@@ -324,8 +1663,8 @@
     <w:lsdException w:name="Balloon Text" w:semiHidden="1" w:unhideWhenUsed="1"/>
     <w:lsdException w:name="Table Grid" w:uiPriority="39"/>
     <w:lsdException w:name="Table Theme" w:semiHidden="1" w:unhideWhenUsed="1"/>
-    <w:lsdException w:name="Placeholder Text" w:semiHidden="1"/>
-    <w:lsdException w:name="No Spacing" w:uiPriority="1" w:qFormat="1"/>
+    <w:lsdException w:name="Placeholder Text" w:semiHidden="1" w:unhideWhenUsed="1"/>
+    <w:lsdException w:name="No Spacing" w:semiHidden="1" w:unhideWhenUsed="1"/>
     <w:lsdException w:name="Light Shading" w:uiPriority="60"/>
     <w:lsdException w:name="Light List" w:uiPriority="61"/>
     <w:lsdException w:name="Light Grid" w:uiPriority="62"/>
@@ -346,7 +1685,7 @@
     <w:lsdException w:name="Medium Shading 1 Accent 1" w:uiPriority="63"/>
     <w:lsdException w:name="Medium Shading 2 Accent 1" w:uiPriority="64"/>
     <w:lsdException w:name="Medium List 1 Accent 1" w:uiPriority="65"/>
-    <w:lsdException w:name="Revision" w:semiHidden="1"/>
+    <w:lsdException w:name="Revision" w:semiHidden="1" w:unhideWhenUsed="1"/>
     <w:lsdException w:name="List Paragraph" w:uiPriority="34" w:qFormat="1"/>
     <w:lsdException w:name="Quote" w:uiPriority="29" w:qFormat="1"/>
     <w:lsdException w:name="Intense Quote" w:uiPriority="30" w:qFormat="1"/>
@@ -548,6 +1887,17 @@
   <w:style w:type="paragraph" w:default="1" w:styleId="Normalny">
     <w:name w:val="Normal"/>
     <w:qFormat/>
+    <w:pPr>
+      <w:spacing w:after="160" w:line="259" w:lineRule="auto"/>
+    </w:pPr>
+    <w:rPr>
+      <w:rFonts w:asciiTheme="minorHAnsi" w:eastAsiaTheme="minorHAnsi" w:hAnsiTheme="minorHAnsi" w:cstheme="minorBidi"/>
+      <w:kern w:val="2"/>
+      <w:sz w:val="22"/>
+      <w:szCs w:val="22"/>
+      <w:lang w:eastAsia="en-US"/>
+      <w14:ligatures w14:val="standardContextual"/>
+    </w:rPr>
   </w:style>
   <w:style w:type="paragraph" w:styleId="Nagwek1">
     <w:name w:val="heading 1"/>
@@ -556,7 +1906,6 @@
     <w:link w:val="Nagwek1Znak"/>
     <w:uiPriority w:val="9"/>
     <w:qFormat/>
-    <w:rsid w:val="003A4B93"/>
     <w:pPr>
       <w:keepNext/>
       <w:keepLines/>
@@ -579,7 +1928,6 @@
     <w:semiHidden/>
     <w:unhideWhenUsed/>
     <w:qFormat/>
-    <w:rsid w:val="003A4B93"/>
     <w:pPr>
       <w:keepNext/>
       <w:keepLines/>
@@ -602,7 +1950,6 @@
     <w:semiHidden/>
     <w:unhideWhenUsed/>
     <w:qFormat/>
-    <w:rsid w:val="003A4B93"/>
     <w:pPr>
       <w:keepNext/>
       <w:keepLines/>
@@ -625,7 +1972,6 @@
     <w:semiHidden/>
     <w:unhideWhenUsed/>
     <w:qFormat/>
-    <w:rsid w:val="003A4B93"/>
     <w:pPr>
       <w:keepNext/>
       <w:keepLines/>
@@ -648,7 +1994,6 @@
     <w:semiHidden/>
     <w:unhideWhenUsed/>
     <w:qFormat/>
-    <w:rsid w:val="003A4B93"/>
     <w:pPr>
       <w:keepNext/>
       <w:keepLines/>
@@ -669,7 +2014,6 @@
     <w:semiHidden/>
     <w:unhideWhenUsed/>
     <w:qFormat/>
-    <w:rsid w:val="003A4B93"/>
     <w:pPr>
       <w:keepNext/>
       <w:keepLines/>
@@ -692,7 +2036,6 @@
     <w:semiHidden/>
     <w:unhideWhenUsed/>
     <w:qFormat/>
-    <w:rsid w:val="003A4B93"/>
     <w:pPr>
       <w:keepNext/>
       <w:keepLines/>
@@ -713,7 +2056,6 @@
     <w:semiHidden/>
     <w:unhideWhenUsed/>
     <w:qFormat/>
-    <w:rsid w:val="003A4B93"/>
     <w:pPr>
       <w:keepNext/>
       <w:keepLines/>
@@ -724,7 +2066,7 @@
       <w:rFonts w:eastAsiaTheme="majorEastAsia" w:cstheme="majorBidi"/>
       <w:i/>
       <w:iCs/>
-      <w:color w:val="272727" w:themeColor="text1" w:themeTint="D8"/>
+      <w:color w:val="262626" w:themeColor="text1" w:themeTint="D9"/>
     </w:rPr>
   </w:style>
   <w:style w:type="paragraph" w:styleId="Nagwek9">
@@ -736,7 +2078,6 @@
     <w:semiHidden/>
     <w:unhideWhenUsed/>
     <w:qFormat/>
-    <w:rsid w:val="003A4B93"/>
     <w:pPr>
       <w:keepNext/>
       <w:keepLines/>
@@ -745,7 +2086,7 @@
     </w:pPr>
     <w:rPr>
       <w:rFonts w:eastAsiaTheme="majorEastAsia" w:cstheme="majorBidi"/>
-      <w:color w:val="272727" w:themeColor="text1" w:themeTint="D8"/>
+      <w:color w:val="262626" w:themeColor="text1" w:themeTint="D9"/>
     </w:rPr>
   </w:style>
   <w:style w:type="character" w:default="1" w:styleId="Domylnaczcionkaakapitu">
@@ -775,123 +2116,43 @@
     <w:semiHidden/>
     <w:unhideWhenUsed/>
   </w:style>
-  <w:style w:type="character" w:customStyle="1" w:styleId="Nagwek1Znak">
-    <w:name w:val="Nagłówek 1 Znak"/>
+  <w:style w:type="paragraph" w:styleId="NormalnyWeb">
+    <w:name w:val="Normal (Web)"/>
+    <w:uiPriority w:val="99"/>
+    <w:semiHidden/>
+    <w:unhideWhenUsed/>
+    <w:pPr>
+      <w:spacing w:beforeAutospacing="1" w:afterAutospacing="1"/>
+    </w:pPr>
+    <w:rPr>
+      <w:sz w:val="24"/>
+      <w:szCs w:val="24"/>
+      <w:lang w:val="en-US" w:eastAsia="zh-CN"/>
+    </w:rPr>
+  </w:style>
+  <w:style w:type="character" w:styleId="Pogrubienie">
+    <w:name w:val="Strong"/>
     <w:basedOn w:val="Domylnaczcionkaakapitu"/>
-    <w:link w:val="Nagwek1"/>
-    <w:uiPriority w:val="9"/>
-    <w:rsid w:val="003A4B93"/>
-    <w:rPr>
-      <w:rFonts w:asciiTheme="majorHAnsi" w:eastAsiaTheme="majorEastAsia" w:hAnsiTheme="majorHAnsi" w:cstheme="majorBidi"/>
-      <w:color w:val="0F4761" w:themeColor="accent1" w:themeShade="BF"/>
-      <w:sz w:val="40"/>
-      <w:szCs w:val="40"/>
-    </w:rPr>
-  </w:style>
-  <w:style w:type="character" w:customStyle="1" w:styleId="Nagwek2Znak">
-    <w:name w:val="Nagłówek 2 Znak"/>
-    <w:basedOn w:val="Domylnaczcionkaakapitu"/>
-    <w:link w:val="Nagwek2"/>
-    <w:uiPriority w:val="9"/>
-    <w:semiHidden/>
-    <w:rsid w:val="003A4B93"/>
-    <w:rPr>
-      <w:rFonts w:asciiTheme="majorHAnsi" w:eastAsiaTheme="majorEastAsia" w:hAnsiTheme="majorHAnsi" w:cstheme="majorBidi"/>
-      <w:color w:val="0F4761" w:themeColor="accent1" w:themeShade="BF"/>
-      <w:sz w:val="32"/>
-      <w:szCs w:val="32"/>
-    </w:rPr>
-  </w:style>
-  <w:style w:type="character" w:customStyle="1" w:styleId="Nagwek3Znak">
-    <w:name w:val="Nagłówek 3 Znak"/>
-    <w:basedOn w:val="Domylnaczcionkaakapitu"/>
-    <w:link w:val="Nagwek3"/>
-    <w:uiPriority w:val="9"/>
-    <w:semiHidden/>
-    <w:rsid w:val="003A4B93"/>
+    <w:uiPriority w:val="22"/>
+    <w:qFormat/>
+    <w:rPr>
+      <w:b/>
+      <w:bCs/>
+    </w:rPr>
+  </w:style>
+  <w:style w:type="paragraph" w:styleId="Podtytu">
+    <w:name w:val="Subtitle"/>
+    <w:basedOn w:val="Normalny"/>
+    <w:next w:val="Normalny"/>
+    <w:link w:val="PodtytuZnak"/>
+    <w:uiPriority w:val="11"/>
+    <w:qFormat/>
     <w:rPr>
       <w:rFonts w:eastAsiaTheme="majorEastAsia" w:cstheme="majorBidi"/>
-      <w:color w:val="0F4761" w:themeColor="accent1" w:themeShade="BF"/>
+      <w:color w:val="595959" w:themeColor="text1" w:themeTint="A6"/>
+      <w:spacing w:val="15"/>
       <w:sz w:val="28"/>
       <w:szCs w:val="28"/>
-    </w:rPr>
-  </w:style>
-  <w:style w:type="character" w:customStyle="1" w:styleId="Nagwek4Znak">
-    <w:name w:val="Nagłówek 4 Znak"/>
-    <w:basedOn w:val="Domylnaczcionkaakapitu"/>
-    <w:link w:val="Nagwek4"/>
-    <w:uiPriority w:val="9"/>
-    <w:semiHidden/>
-    <w:rsid w:val="003A4B93"/>
-    <w:rPr>
-      <w:rFonts w:eastAsiaTheme="majorEastAsia" w:cstheme="majorBidi"/>
-      <w:i/>
-      <w:iCs/>
-      <w:color w:val="0F4761" w:themeColor="accent1" w:themeShade="BF"/>
-    </w:rPr>
-  </w:style>
-  <w:style w:type="character" w:customStyle="1" w:styleId="Nagwek5Znak">
-    <w:name w:val="Nagłówek 5 Znak"/>
-    <w:basedOn w:val="Domylnaczcionkaakapitu"/>
-    <w:link w:val="Nagwek5"/>
-    <w:uiPriority w:val="9"/>
-    <w:semiHidden/>
-    <w:rsid w:val="003A4B93"/>
-    <w:rPr>
-      <w:rFonts w:eastAsiaTheme="majorEastAsia" w:cstheme="majorBidi"/>
-      <w:color w:val="0F4761" w:themeColor="accent1" w:themeShade="BF"/>
-    </w:rPr>
-  </w:style>
-  <w:style w:type="character" w:customStyle="1" w:styleId="Nagwek6Znak">
-    <w:name w:val="Nagłówek 6 Znak"/>
-    <w:basedOn w:val="Domylnaczcionkaakapitu"/>
-    <w:link w:val="Nagwek6"/>
-    <w:uiPriority w:val="9"/>
-    <w:semiHidden/>
-    <w:rsid w:val="003A4B93"/>
-    <w:rPr>
-      <w:rFonts w:eastAsiaTheme="majorEastAsia" w:cstheme="majorBidi"/>
-      <w:i/>
-      <w:iCs/>
-      <w:color w:val="595959" w:themeColor="text1" w:themeTint="A6"/>
-    </w:rPr>
-  </w:style>
-  <w:style w:type="character" w:customStyle="1" w:styleId="Nagwek7Znak">
-    <w:name w:val="Nagłówek 7 Znak"/>
-    <w:basedOn w:val="Domylnaczcionkaakapitu"/>
-    <w:link w:val="Nagwek7"/>
-    <w:uiPriority w:val="9"/>
-    <w:semiHidden/>
-    <w:rsid w:val="003A4B93"/>
-    <w:rPr>
-      <w:rFonts w:eastAsiaTheme="majorEastAsia" w:cstheme="majorBidi"/>
-      <w:color w:val="595959" w:themeColor="text1" w:themeTint="A6"/>
-    </w:rPr>
-  </w:style>
-  <w:style w:type="character" w:customStyle="1" w:styleId="Nagwek8Znak">
-    <w:name w:val="Nagłówek 8 Znak"/>
-    <w:basedOn w:val="Domylnaczcionkaakapitu"/>
-    <w:link w:val="Nagwek8"/>
-    <w:uiPriority w:val="9"/>
-    <w:semiHidden/>
-    <w:rsid w:val="003A4B93"/>
-    <w:rPr>
-      <w:rFonts w:eastAsiaTheme="majorEastAsia" w:cstheme="majorBidi"/>
-      <w:i/>
-      <w:iCs/>
-      <w:color w:val="272727" w:themeColor="text1" w:themeTint="D8"/>
-    </w:rPr>
-  </w:style>
-  <w:style w:type="character" w:customStyle="1" w:styleId="Nagwek9Znak">
-    <w:name w:val="Nagłówek 9 Znak"/>
-    <w:basedOn w:val="Domylnaczcionkaakapitu"/>
-    <w:link w:val="Nagwek9"/>
-    <w:uiPriority w:val="9"/>
-    <w:semiHidden/>
-    <w:rsid w:val="003A4B93"/>
-    <w:rPr>
-      <w:rFonts w:eastAsiaTheme="majorEastAsia" w:cstheme="majorBidi"/>
-      <w:color w:val="272727" w:themeColor="text1" w:themeTint="D8"/>
     </w:rPr>
   </w:style>
   <w:style w:type="paragraph" w:styleId="Tytu">
@@ -901,7 +2162,6 @@
     <w:link w:val="TytuZnak"/>
     <w:uiPriority w:val="10"/>
     <w:qFormat/>
-    <w:rsid w:val="003A4B93"/>
     <w:pPr>
       <w:spacing w:after="80" w:line="240" w:lineRule="auto"/>
       <w:contextualSpacing/>
@@ -914,12 +2174,121 @@
       <w:szCs w:val="56"/>
     </w:rPr>
   </w:style>
+  <w:style w:type="character" w:customStyle="1" w:styleId="Nagwek1Znak">
+    <w:name w:val="Nagłówek 1 Znak"/>
+    <w:basedOn w:val="Domylnaczcionkaakapitu"/>
+    <w:link w:val="Nagwek1"/>
+    <w:uiPriority w:val="9"/>
+    <w:rPr>
+      <w:rFonts w:asciiTheme="majorHAnsi" w:eastAsiaTheme="majorEastAsia" w:hAnsiTheme="majorHAnsi" w:cstheme="majorBidi"/>
+      <w:color w:val="0F4761" w:themeColor="accent1" w:themeShade="BF"/>
+      <w:sz w:val="40"/>
+      <w:szCs w:val="40"/>
+    </w:rPr>
+  </w:style>
+  <w:style w:type="character" w:customStyle="1" w:styleId="Nagwek2Znak">
+    <w:name w:val="Nagłówek 2 Znak"/>
+    <w:basedOn w:val="Domylnaczcionkaakapitu"/>
+    <w:link w:val="Nagwek2"/>
+    <w:uiPriority w:val="9"/>
+    <w:semiHidden/>
+    <w:rPr>
+      <w:rFonts w:asciiTheme="majorHAnsi" w:eastAsiaTheme="majorEastAsia" w:hAnsiTheme="majorHAnsi" w:cstheme="majorBidi"/>
+      <w:color w:val="0F4761" w:themeColor="accent1" w:themeShade="BF"/>
+      <w:sz w:val="32"/>
+      <w:szCs w:val="32"/>
+    </w:rPr>
+  </w:style>
+  <w:style w:type="character" w:customStyle="1" w:styleId="Nagwek3Znak">
+    <w:name w:val="Nagłówek 3 Znak"/>
+    <w:basedOn w:val="Domylnaczcionkaakapitu"/>
+    <w:link w:val="Nagwek3"/>
+    <w:uiPriority w:val="9"/>
+    <w:semiHidden/>
+    <w:rPr>
+      <w:rFonts w:eastAsiaTheme="majorEastAsia" w:cstheme="majorBidi"/>
+      <w:color w:val="0F4761" w:themeColor="accent1" w:themeShade="BF"/>
+      <w:sz w:val="28"/>
+      <w:szCs w:val="28"/>
+    </w:rPr>
+  </w:style>
+  <w:style w:type="character" w:customStyle="1" w:styleId="Nagwek4Znak">
+    <w:name w:val="Nagłówek 4 Znak"/>
+    <w:basedOn w:val="Domylnaczcionkaakapitu"/>
+    <w:link w:val="Nagwek4"/>
+    <w:uiPriority w:val="9"/>
+    <w:semiHidden/>
+    <w:rPr>
+      <w:rFonts w:eastAsiaTheme="majorEastAsia" w:cstheme="majorBidi"/>
+      <w:i/>
+      <w:iCs/>
+      <w:color w:val="0F4761" w:themeColor="accent1" w:themeShade="BF"/>
+    </w:rPr>
+  </w:style>
+  <w:style w:type="character" w:customStyle="1" w:styleId="Nagwek5Znak">
+    <w:name w:val="Nagłówek 5 Znak"/>
+    <w:basedOn w:val="Domylnaczcionkaakapitu"/>
+    <w:link w:val="Nagwek5"/>
+    <w:uiPriority w:val="9"/>
+    <w:semiHidden/>
+    <w:rPr>
+      <w:rFonts w:eastAsiaTheme="majorEastAsia" w:cstheme="majorBidi"/>
+      <w:color w:val="0F4761" w:themeColor="accent1" w:themeShade="BF"/>
+    </w:rPr>
+  </w:style>
+  <w:style w:type="character" w:customStyle="1" w:styleId="Nagwek6Znak">
+    <w:name w:val="Nagłówek 6 Znak"/>
+    <w:basedOn w:val="Domylnaczcionkaakapitu"/>
+    <w:link w:val="Nagwek6"/>
+    <w:uiPriority w:val="9"/>
+    <w:semiHidden/>
+    <w:rPr>
+      <w:rFonts w:eastAsiaTheme="majorEastAsia" w:cstheme="majorBidi"/>
+      <w:i/>
+      <w:iCs/>
+      <w:color w:val="595959" w:themeColor="text1" w:themeTint="A6"/>
+    </w:rPr>
+  </w:style>
+  <w:style w:type="character" w:customStyle="1" w:styleId="Nagwek7Znak">
+    <w:name w:val="Nagłówek 7 Znak"/>
+    <w:basedOn w:val="Domylnaczcionkaakapitu"/>
+    <w:link w:val="Nagwek7"/>
+    <w:uiPriority w:val="9"/>
+    <w:semiHidden/>
+    <w:rPr>
+      <w:rFonts w:eastAsiaTheme="majorEastAsia" w:cstheme="majorBidi"/>
+      <w:color w:val="595959" w:themeColor="text1" w:themeTint="A6"/>
+    </w:rPr>
+  </w:style>
+  <w:style w:type="character" w:customStyle="1" w:styleId="Nagwek8Znak">
+    <w:name w:val="Nagłówek 8 Znak"/>
+    <w:basedOn w:val="Domylnaczcionkaakapitu"/>
+    <w:link w:val="Nagwek8"/>
+    <w:uiPriority w:val="9"/>
+    <w:semiHidden/>
+    <w:rPr>
+      <w:rFonts w:eastAsiaTheme="majorEastAsia" w:cstheme="majorBidi"/>
+      <w:i/>
+      <w:iCs/>
+      <w:color w:val="262626" w:themeColor="text1" w:themeTint="D9"/>
+    </w:rPr>
+  </w:style>
+  <w:style w:type="character" w:customStyle="1" w:styleId="Nagwek9Znak">
+    <w:name w:val="Nagłówek 9 Znak"/>
+    <w:basedOn w:val="Domylnaczcionkaakapitu"/>
+    <w:link w:val="Nagwek9"/>
+    <w:uiPriority w:val="9"/>
+    <w:semiHidden/>
+    <w:rPr>
+      <w:rFonts w:eastAsiaTheme="majorEastAsia" w:cstheme="majorBidi"/>
+      <w:color w:val="262626" w:themeColor="text1" w:themeTint="D9"/>
+    </w:rPr>
+  </w:style>
   <w:style w:type="character" w:customStyle="1" w:styleId="TytuZnak">
     <w:name w:val="Tytuł Znak"/>
     <w:basedOn w:val="Domylnaczcionkaakapitu"/>
     <w:link w:val="Tytu"/>
     <w:uiPriority w:val="10"/>
-    <w:rsid w:val="003A4B93"/>
     <w:rPr>
       <w:rFonts w:asciiTheme="majorHAnsi" w:eastAsiaTheme="majorEastAsia" w:hAnsiTheme="majorHAnsi" w:cstheme="majorBidi"/>
       <w:spacing w:val="-10"/>
@@ -928,33 +2297,11 @@
       <w:szCs w:val="56"/>
     </w:rPr>
   </w:style>
-  <w:style w:type="paragraph" w:styleId="Podtytu">
-    <w:name w:val="Subtitle"/>
-    <w:basedOn w:val="Normalny"/>
-    <w:next w:val="Normalny"/>
-    <w:link w:val="PodtytuZnak"/>
-    <w:uiPriority w:val="11"/>
-    <w:qFormat/>
-    <w:rsid w:val="003A4B93"/>
-    <w:pPr>
-      <w:numPr>
-        <w:ilvl w:val="1"/>
-      </w:numPr>
-    </w:pPr>
-    <w:rPr>
-      <w:rFonts w:eastAsiaTheme="majorEastAsia" w:cstheme="majorBidi"/>
-      <w:color w:val="595959" w:themeColor="text1" w:themeTint="A6"/>
-      <w:spacing w:val="15"/>
-      <w:sz w:val="28"/>
-      <w:szCs w:val="28"/>
-    </w:rPr>
-  </w:style>
   <w:style w:type="character" w:customStyle="1" w:styleId="PodtytuZnak">
     <w:name w:val="Podtytuł Znak"/>
     <w:basedOn w:val="Domylnaczcionkaakapitu"/>
     <w:link w:val="Podtytu"/>
     <w:uiPriority w:val="11"/>
-    <w:rsid w:val="003A4B93"/>
     <w:rPr>
       <w:rFonts w:eastAsiaTheme="majorEastAsia" w:cstheme="majorBidi"/>
       <w:color w:val="595959" w:themeColor="text1" w:themeTint="A6"/>
@@ -970,7 +2317,6 @@
     <w:link w:val="CytatZnak"/>
     <w:uiPriority w:val="29"/>
     <w:qFormat/>
-    <w:rsid w:val="003A4B93"/>
     <w:pPr>
       <w:spacing w:before="160"/>
       <w:jc w:val="center"/>
@@ -986,7 +2332,6 @@
     <w:basedOn w:val="Domylnaczcionkaakapitu"/>
     <w:link w:val="Cytat"/>
     <w:uiPriority w:val="29"/>
-    <w:rsid w:val="003A4B93"/>
     <w:rPr>
       <w:i/>
       <w:iCs/>
@@ -998,18 +2343,16 @@
     <w:basedOn w:val="Normalny"/>
     <w:uiPriority w:val="34"/>
     <w:qFormat/>
-    <w:rsid w:val="003A4B93"/>
     <w:pPr>
       <w:ind w:left="720"/>
       <w:contextualSpacing/>
     </w:pPr>
   </w:style>
-  <w:style w:type="character" w:styleId="Wyrnienieintensywne">
-    <w:name w:val="Intense Emphasis"/>
+  <w:style w:type="character" w:customStyle="1" w:styleId="Wyrnienieintensywne1">
+    <w:name w:val="Wyróżnienie intensywne1"/>
     <w:basedOn w:val="Domylnaczcionkaakapitu"/>
     <w:uiPriority w:val="21"/>
     <w:qFormat/>
-    <w:rsid w:val="003A4B93"/>
     <w:rPr>
       <w:i/>
       <w:iCs/>
@@ -1023,7 +2366,6 @@
     <w:link w:val="CytatintensywnyZnak"/>
     <w:uiPriority w:val="30"/>
     <w:qFormat/>
-    <w:rsid w:val="003A4B93"/>
     <w:pPr>
       <w:pBdr>
         <w:top w:val="single" w:sz="4" w:space="10" w:color="0F4761" w:themeColor="accent1" w:themeShade="BF"/>
@@ -1044,19 +2386,17 @@
     <w:basedOn w:val="Domylnaczcionkaakapitu"/>
     <w:link w:val="Cytatintensywny"/>
     <w:uiPriority w:val="30"/>
-    <w:rsid w:val="003A4B93"/>
     <w:rPr>
       <w:i/>
       <w:iCs/>
       <w:color w:val="0F4761" w:themeColor="accent1" w:themeShade="BF"/>
     </w:rPr>
   </w:style>
-  <w:style w:type="character" w:styleId="Odwoanieintensywne">
-    <w:name w:val="Intense Reference"/>
+  <w:style w:type="character" w:customStyle="1" w:styleId="Odwoanieintensywne1">
+    <w:name w:val="Odwołanie intensywne1"/>
     <w:basedOn w:val="Domylnaczcionkaakapitu"/>
     <w:uiPriority w:val="32"/>
     <w:qFormat/>
-    <w:rsid w:val="003A4B93"/>
     <w:rPr>
       <w:b/>
       <w:bCs/>
@@ -1111,7 +2451,7 @@
     </a:clrScheme>
     <a:fontScheme name="Pakiet Office">
       <a:majorFont>
-        <a:latin typeface="Aptos Display" panose="02110004020202020204"/>
+        <a:latin typeface="Aptos Display"/>
         <a:ea typeface=""/>
         <a:cs typeface=""/>
         <a:font script="Jpan" typeface="游ゴシック Light"/>
@@ -1144,26 +2484,9 @@
         <a:font script="Viet" typeface="Times New Roman"/>
         <a:font script="Uigh" typeface="Microsoft Uighur"/>
         <a:font script="Geor" typeface="Sylfaen"/>
-        <a:font script="Armn" typeface="Arial"/>
-        <a:font script="Bugi" typeface="Leelawadee UI"/>
-        <a:font script="Bopo" typeface="Microsoft JhengHei"/>
-        <a:font script="Java" typeface="Javanese Text"/>
-        <a:font script="Lisu" typeface="Segoe UI"/>
-        <a:font script="Mymr" typeface="Myanmar Text"/>
-        <a:font script="Nkoo" typeface="Ebrima"/>
-        <a:font script="Olck" typeface="Nirmala UI"/>
-        <a:font script="Osma" typeface="Ebrima"/>
-        <a:font script="Phag" typeface="Phagspa"/>
-        <a:font script="Syrn" typeface="Estrangelo Edessa"/>
-        <a:font script="Syrj" typeface="Estrangelo Edessa"/>
-        <a:font script="Syre" typeface="Estrangelo Edessa"/>
-        <a:font script="Sora" typeface="Nirmala UI"/>
-        <a:font script="Tale" typeface="Microsoft Tai Le"/>
-        <a:font script="Talu" typeface="Microsoft New Tai Lue"/>
-        <a:font script="Tfng" typeface="Ebrima"/>
       </a:majorFont>
       <a:minorFont>
-        <a:latin typeface="Aptos" panose="02110004020202020204"/>
+        <a:latin typeface="Aptos"/>
         <a:ea typeface=""/>
         <a:cs typeface=""/>
         <a:font script="Jpan" typeface="游ゴシック"/>
@@ -1196,23 +2519,6 @@
         <a:font script="Viet" typeface="Arial"/>
         <a:font script="Uigh" typeface="Microsoft Uighur"/>
         <a:font script="Geor" typeface="Sylfaen"/>
-        <a:font script="Armn" typeface="Arial"/>
-        <a:font script="Bugi" typeface="Leelawadee UI"/>
-        <a:font script="Bopo" typeface="Microsoft JhengHei"/>
-        <a:font script="Java" typeface="Javanese Text"/>
-        <a:font script="Lisu" typeface="Segoe UI"/>
-        <a:font script="Mymr" typeface="Myanmar Text"/>
-        <a:font script="Nkoo" typeface="Ebrima"/>
-        <a:font script="Olck" typeface="Nirmala UI"/>
-        <a:font script="Osma" typeface="Ebrima"/>
-        <a:font script="Phag" typeface="Phagspa"/>
-        <a:font script="Syrn" typeface="Estrangelo Edessa"/>
-        <a:font script="Syrj" typeface="Estrangelo Edessa"/>
-        <a:font script="Syre" typeface="Estrangelo Edessa"/>
-        <a:font script="Sora" typeface="Nirmala UI"/>
-        <a:font script="Tale" typeface="Microsoft Tai Le"/>
-        <a:font script="Talu" typeface="Microsoft New Tai Lue"/>
-        <a:font script="Tfng" typeface="Ebrima"/>
       </a:minorFont>
     </a:fontScheme>
     <a:fmtScheme name="Pakiet Office">
@@ -1355,10 +2661,5 @@
   </a:themeElements>
   <a:objectDefaults/>
   <a:extraClrSchemeLst/>
-  <a:extLst>
-    <a:ext uri="{05A4C25C-085E-4340-85A3-A5531E510DB2}">
-      <thm15:themeFamily xmlns:thm15="http://schemas.microsoft.com/office/thememl/2012/main" name="Office Theme" id="{62F939B6-93AF-4DB8-9C6B-D6C7DFDC589F}" vid="{4A3C46E8-61CC-4603-A589-7422A47A8E4A}"/>
-    </a:ext>
-  </a:extLst>
 </a:theme>
 </file>